--- a/outputs/cross_congressional/cross_congressional_stability.docx
+++ b/outputs/cross_congressional/cross_congressional_stability.docx
@@ -5910,7 +5910,7 @@
           <w:b/>
           <w:bCs/>
         </w:rPr>
-        <w:t xml:space="preserve">5. Analysis 3 - Firm net_influence Rank Stability</w:t>
+        <w:t xml:space="preserve">5. Analysis 3 - Firm net_strength Rank Stability [PRIMARY]</w:t>
       </w:r>
     </w:p>
     <w:p>
@@ -12589,7 +12589,7 @@
           <w:b/>
           <w:bCs/>
         </w:rPr>
-        <w:t xml:space="preserve">6. Analysis 4 - Firm net_strength Rank Stability</w:t>
+        <w:t xml:space="preserve">6. Analysis 4 - Firm net_influence Rank Stability [REFERENCE]</w:t>
       </w:r>
     </w:p>
     <w:p>
@@ -12607,7 +12607,7 @@
           <w:sz w:val="22"/>
           <w:szCs w:val="22"/>
         </w:rPr>
-        <w:t xml:space="preserve">Mirrors Analysis 3 but ranks firms by net_strength (the RBO-similarity-weighted directed score) rather than raw win/loss count, capturing the quality of influence as well as its count.</w:t>
+        <w:t xml:space="preserve">Mirrors Analysis 3 but ranks firms by net_influence (raw unweighted win/loss count) rather than RBO-weighted net_strength, providing a secondary reference metric.</w:t>
       </w:r>
     </w:p>
     <w:p/>
